--- a/example/Acme/runs/2026-01-15/exports/ACME_Method2_Workpapers_2026-01-15.docx
+++ b/example/Acme/runs/2026-01-15/exports/ACME_Method2_Workpapers_2026-01-15.docx
@@ -926,7 +926,7 @@
                 <w:i w:val="0"/>
                 <w:sz w:val="17"/>
               </w:rPr>
-              <w:t>claude-opus-5</w:t>
+              <w:t>claude-opus-5-5</w:t>
             </w:r>
           </w:p>
         </w:tc>
